--- a/Prompt_Data_Insertion.docx
+++ b/Prompt_Data_Insertion.docx
@@ -21,7 +21,7 @@
     </w:p>
     <w:p>
       <w:pPr>
-        <w:pStyle w:val="Corpsdetexte"/>
+        <w:pStyle w:val="BodyText"/>
         <w:rPr/>
       </w:pPr>
       <w:r>
@@ -307,7 +307,7 @@
     </w:p>
     <w:p>
       <w:pPr>
-        <w:pStyle w:val="Corpsdetexte"/>
+        <w:pStyle w:val="BodyText"/>
         <w:rPr/>
       </w:pPr>
       <w:r>
@@ -500,7 +500,7 @@
     </w:p>
     <w:p>
       <w:pPr>
-        <w:pStyle w:val="Corpsdetexte"/>
+        <w:pStyle w:val="BodyText"/>
         <w:rPr/>
       </w:pPr>
       <w:r>
@@ -662,7 +662,7 @@
     </w:p>
     <w:p>
       <w:pPr>
-        <w:pStyle w:val="Corpsdetexte"/>
+        <w:pStyle w:val="BodyText"/>
         <w:rPr/>
       </w:pPr>
       <w:r>
@@ -793,7 +793,7 @@
     </w:p>
     <w:p>
       <w:pPr>
-        <w:pStyle w:val="Corpsdetexte"/>
+        <w:pStyle w:val="BodyText"/>
         <w:rPr/>
       </w:pPr>
       <w:r>
@@ -955,7 +955,7 @@
     </w:p>
     <w:p>
       <w:pPr>
-        <w:pStyle w:val="Corpsdetexte"/>
+        <w:pStyle w:val="BodyText"/>
         <w:rPr/>
       </w:pPr>
       <w:r>
@@ -1236,12 +1236,72 @@
           <w:szCs w:val="24"/>
           <w:shd w:fill="81D41A" w:val="clear"/>
         </w:rPr>
-        <w:t>, #A_id, #A_id_1, #PL_id);</w:t>
+        <w:t>, #A_id</w:t>
+      </w:r>
+      <w:r>
+        <w:rPr>
+          <w:rFonts w:ascii="Calibri" w:hAnsi="Calibri"/>
+          <w:b w:val="false"/>
+          <w:i w:val="false"/>
+          <w:caps w:val="false"/>
+          <w:smallCaps w:val="false"/>
+          <w:color w:val="1F2328"/>
+          <w:spacing w:val="0"/>
+          <w:sz w:val="24"/>
+          <w:szCs w:val="24"/>
+          <w:shd w:fill="81D41A" w:val="clear"/>
+        </w:rPr>
+        <w:t>_departure</w:t>
+      </w:r>
+      <w:r>
+        <w:rPr>
+          <w:rFonts w:ascii="Calibri" w:hAnsi="Calibri"/>
+          <w:b w:val="false"/>
+          <w:i w:val="false"/>
+          <w:caps w:val="false"/>
+          <w:smallCaps w:val="false"/>
+          <w:color w:val="1F2328"/>
+          <w:spacing w:val="0"/>
+          <w:sz w:val="24"/>
+          <w:szCs w:val="24"/>
+          <w:shd w:fill="81D41A" w:val="clear"/>
+        </w:rPr>
+        <w:t>, #A_id_</w:t>
+      </w:r>
+      <w:r>
+        <w:rPr>
+          <w:rFonts w:ascii="Calibri" w:hAnsi="Calibri"/>
+          <w:b w:val="false"/>
+          <w:i w:val="false"/>
+          <w:caps w:val="false"/>
+          <w:smallCaps w:val="false"/>
+          <w:color w:val="1F2328"/>
+          <w:spacing w:val="0"/>
+          <w:sz w:val="24"/>
+          <w:szCs w:val="24"/>
+          <w:shd w:fill="81D41A" w:val="clear"/>
+        </w:rPr>
+        <w:t>arrival</w:t>
+      </w:r>
+      <w:r>
+        <w:rPr>
+          <w:rFonts w:ascii="Calibri" w:hAnsi="Calibri"/>
+          <w:b w:val="false"/>
+          <w:i w:val="false"/>
+          <w:caps w:val="false"/>
+          <w:smallCaps w:val="false"/>
+          <w:color w:val="1F2328"/>
+          <w:spacing w:val="0"/>
+          <w:sz w:val="24"/>
+          <w:szCs w:val="24"/>
+          <w:shd w:fill="81D41A" w:val="clear"/>
+        </w:rPr>
+        <w:t>, #PL_id);</w:t>
       </w:r>
     </w:p>
     <w:p>
       <w:pPr>
-        <w:pStyle w:val="Corpsdetexte"/>
+        <w:pStyle w:val="BodyText"/>
         <w:rPr/>
       </w:pPr>
       <w:r>
@@ -1405,7 +1465,7 @@
     </w:p>
     <w:p>
       <w:pPr>
-        <w:pStyle w:val="Corpsdetexte"/>
+        <w:pStyle w:val="BodyText"/>
         <w:rPr/>
       </w:pPr>
       <w:r>
@@ -1540,7 +1600,7 @@
     </w:p>
     <w:p>
       <w:pPr>
-        <w:pStyle w:val="Corpsdetexte"/>
+        <w:pStyle w:val="BodyText"/>
         <w:rPr/>
       </w:pPr>
       <w:r>
@@ -1673,29 +1733,7 @@
           <w:lang w:val="en-US"/>
           <w14:ligatures w14:val="standardContextual"/>
         </w:rPr>
-        <w:t xml:space="preserve">There must be : 5 rows for the plane’s Models, 10 rows for the Airports, 20 rows for the Plane table, </w:t>
-      </w:r>
-      <w:r>
-        <w:rPr>
-          <w:rFonts w:eastAsia="Aptos" w:cs="" w:ascii="Calibri" w:hAnsi="Calibri" w:cstheme="minorBidi" w:eastAsiaTheme="minorHAnsi"/>
-          <w:sz w:val="24"/>
-          <w:szCs w:val="24"/>
-          <w:shd w:fill="81D41A" w:val="clear"/>
-          <w:lang w:val="en-US"/>
-          <w14:ligatures w14:val="standardContextual"/>
-        </w:rPr>
-        <w:t>70</w:t>
-      </w:r>
-      <w:r>
-        <w:rPr>
-          <w:rFonts w:eastAsia="Aptos" w:cs="" w:ascii="Calibri" w:hAnsi="Calibri" w:cstheme="minorBidi" w:eastAsiaTheme="minorHAnsi"/>
-          <w:sz w:val="24"/>
-          <w:szCs w:val="24"/>
-          <w:shd w:fill="81D41A" w:val="clear"/>
-          <w:lang w:val="en-US"/>
-          <w14:ligatures w14:val="standardContextual"/>
-        </w:rPr>
-        <w:t xml:space="preserve"> rows for the Employee table and 50 rows for the Flight table.</w:t>
+        <w:t>There must be : 5 rows for the plane’s Models, 10 rows for the Airports, 20 rows for the Plane table, 70 rows for the Employee table and 50 rows for the Flight table.</w:t>
       </w:r>
     </w:p>
     <w:p>
@@ -1730,27 +1768,7 @@
           <w:shd w:fill="81D41A" w:val="clear"/>
           <w14:ligatures w14:val="standardContextual"/>
         </w:rPr>
-        <w:t xml:space="preserve">There are </w:t>
-      </w:r>
-      <w:r>
-        <w:rPr>
-          <w:rFonts w:eastAsia="Aptos" w:cs="" w:ascii="Calibri" w:hAnsi="Calibri" w:cstheme="minorBidi" w:eastAsiaTheme="minorHAnsi"/>
-          <w:sz w:val="24"/>
-          <w:szCs w:val="24"/>
-          <w:shd w:fill="81D41A" w:val="clear"/>
-          <w14:ligatures w14:val="standardContextual"/>
-        </w:rPr>
-        <w:t>five</w:t>
-      </w:r>
-      <w:r>
-        <w:rPr>
-          <w:rFonts w:eastAsia="Aptos" w:cs="" w:ascii="Calibri" w:hAnsi="Calibri" w:cstheme="minorBidi" w:eastAsiaTheme="minorHAnsi"/>
-          <w:sz w:val="24"/>
-          <w:szCs w:val="24"/>
-          <w:shd w:fill="81D41A" w:val="clear"/>
-          <w14:ligatures w14:val="standardContextual"/>
-        </w:rPr>
-        <w:t xml:space="preserve"> main Roles :</w:t>
+        <w:t>There are five main Roles :</w:t>
       </w:r>
     </w:p>
     <w:p>
@@ -1887,7 +1905,6 @@
         <w:rPr>
           <w:rFonts w:eastAsia="Aptos" w:cs="" w:cstheme="minorBidi" w:eastAsiaTheme="minorHAnsi"/>
           <w:b w:val="false"/>
-          <w:b w:val="false"/>
           <w:i w:val="false"/>
           <w:i w:val="false"/>
           <w:caps w:val="false"/>
@@ -1902,7 +1919,17 @@
       </w:pPr>
       <w:r>
         <w:rPr>
-          <w:rFonts w:ascii="Calibri" w:hAnsi="Calibri"/>
+          <w:rFonts w:eastAsia="Aptos" w:cs="" w:cstheme="minorBidi" w:eastAsiaTheme="minorHAnsi"/>
+          <w:b w:val="false"/>
+          <w:i w:val="false"/>
+          <w:caps w:val="false"/>
+          <w:smallCaps w:val="false"/>
+          <w:color w:val="1F2328"/>
+          <w:spacing w:val="0"/>
+          <w:sz w:val="24"/>
+          <w:szCs w:val="24"/>
+          <w:shd w:fill="81D41A" w:val="clear"/>
+          <w14:ligatures w14:val="standardContextual"/>
         </w:rPr>
       </w:r>
     </w:p>
@@ -2110,7 +2137,6 @@
         <w:rPr>
           <w:rFonts w:eastAsia="Aptos" w:cs="" w:cstheme="minorBidi" w:eastAsiaTheme="minorHAnsi"/>
           <w:b w:val="false"/>
-          <w:b w:val="false"/>
           <w:i w:val="false"/>
           <w:i w:val="false"/>
           <w:caps w:val="false"/>
@@ -2125,7 +2151,17 @@
       </w:pPr>
       <w:r>
         <w:rPr>
-          <w:rFonts w:ascii="Calibri" w:hAnsi="Calibri"/>
+          <w:rFonts w:eastAsia="Aptos" w:cs="" w:cstheme="minorBidi" w:eastAsiaTheme="minorHAnsi"/>
+          <w:b w:val="false"/>
+          <w:i w:val="false"/>
+          <w:caps w:val="false"/>
+          <w:smallCaps w:val="false"/>
+          <w:color w:val="1F2328"/>
+          <w:spacing w:val="0"/>
+          <w:sz w:val="24"/>
+          <w:szCs w:val="24"/>
+          <w:shd w:fill="81D41A" w:val="clear"/>
+          <w14:ligatures w14:val="standardContextual"/>
         </w:rPr>
       </w:r>
     </w:p>
@@ -2205,7 +2241,7 @@
       <w:pPr>
         <w:pStyle w:val="Normal"/>
         <w:rPr>
-          <w:rFonts w:ascii="Calibri" w:hAnsi="Calibri" w:cstheme="minorBidi"/>
+          <w:rFonts w:ascii="Calibri" w:hAnsi="Calibri" w:cs="" w:cstheme="minorBidi"/>
           <w:highlight w:val="none"/>
           <w:shd w:fill="81D41A" w:val="clear"/>
           <w14:ligatures w14:val="standardContextual"/>
@@ -2213,7 +2249,7 @@
       </w:pPr>
       <w:r>
         <w:rPr>
-          <w:rFonts w:eastAsia="Aptos" w:cs="" w:cstheme="minorBidi" w:eastAsiaTheme="minorHAnsi" w:ascii="Calibri" w:hAnsi="Calibri"/>
+          <w:rFonts w:eastAsia="Aptos" w:cs="" w:ascii="Calibri" w:hAnsi="Calibri" w:cstheme="minorBidi" w:eastAsiaTheme="minorHAnsi"/>
           <w:b w:val="false"/>
           <w:i w:val="false"/>
           <w:caps w:val="false"/>
@@ -2239,7 +2275,9 @@
       </w:pPr>
       <w:r>
         <w:rPr>
-          <w:rFonts w:ascii="Calibri" w:hAnsi="Calibri"/>
+          <w:sz w:val="24"/>
+          <w:szCs w:val="24"/>
+          <w:lang w:val="en-US"/>
         </w:rPr>
       </w:r>
     </w:p>
@@ -3012,7 +3050,7 @@
       <w14:ligatures w14:val="standardContextual"/>
     </w:rPr>
   </w:style>
-  <w:style w:type="paragraph" w:styleId="Titre1">
+  <w:style w:type="paragraph" w:styleId="Heading1">
     <w:name w:val="Heading 1"/>
     <w:basedOn w:val="Normal"/>
     <w:next w:val="Normal"/>
@@ -3028,12 +3066,12 @@
     </w:pPr>
     <w:rPr>
       <w:rFonts w:ascii="Aptos Display" w:hAnsi="Aptos Display" w:eastAsia="" w:cs="" w:asciiTheme="majorHAnsi" w:cstheme="majorBidi" w:eastAsiaTheme="majorEastAsia" w:hAnsiTheme="majorHAnsi"/>
-      <w:color w:val="0F4761" w:themeColor="accent1" w:themeShade="bf"/>
+      <w:color w:themeColor="accent1" w:themeShade="bf" w:val="0F4761"/>
       <w:sz w:val="40"/>
       <w:szCs w:val="40"/>
     </w:rPr>
   </w:style>
-  <w:style w:type="paragraph" w:styleId="Titre2">
+  <w:style w:type="paragraph" w:styleId="Heading2">
     <w:name w:val="Heading 2"/>
     <w:basedOn w:val="Normal"/>
     <w:next w:val="Normal"/>
@@ -3051,12 +3089,12 @@
     </w:pPr>
     <w:rPr>
       <w:rFonts w:ascii="Aptos Display" w:hAnsi="Aptos Display" w:eastAsia="" w:cs="" w:asciiTheme="majorHAnsi" w:cstheme="majorBidi" w:eastAsiaTheme="majorEastAsia" w:hAnsiTheme="majorHAnsi"/>
-      <w:color w:val="0F4761" w:themeColor="accent1" w:themeShade="bf"/>
+      <w:color w:themeColor="accent1" w:themeShade="bf" w:val="0F4761"/>
       <w:sz w:val="32"/>
       <w:szCs w:val="32"/>
     </w:rPr>
   </w:style>
-  <w:style w:type="paragraph" w:styleId="Titre3">
+  <w:style w:type="paragraph" w:styleId="Heading3">
     <w:name w:val="Heading 3"/>
     <w:basedOn w:val="Normal"/>
     <w:next w:val="Normal"/>
@@ -3074,12 +3112,12 @@
     </w:pPr>
     <w:rPr>
       <w:rFonts w:eastAsia="" w:cs="" w:cstheme="majorBidi" w:eastAsiaTheme="majorEastAsia"/>
-      <w:color w:val="0F4761" w:themeColor="accent1" w:themeShade="bf"/>
+      <w:color w:themeColor="accent1" w:themeShade="bf" w:val="0F4761"/>
       <w:sz w:val="28"/>
       <w:szCs w:val="28"/>
     </w:rPr>
   </w:style>
-  <w:style w:type="paragraph" w:styleId="Titre4">
+  <w:style w:type="paragraph" w:styleId="Heading4">
     <w:name w:val="Heading 4"/>
     <w:basedOn w:val="Normal"/>
     <w:next w:val="Normal"/>
@@ -3099,10 +3137,10 @@
       <w:rFonts w:eastAsia="" w:cs="" w:cstheme="majorBidi" w:eastAsiaTheme="majorEastAsia"/>
       <w:i/>
       <w:iCs/>
-      <w:color w:val="0F4761" w:themeColor="accent1" w:themeShade="bf"/>
+      <w:color w:themeColor="accent1" w:themeShade="bf" w:val="0F4761"/>
     </w:rPr>
   </w:style>
-  <w:style w:type="paragraph" w:styleId="Titre5">
+  <w:style w:type="paragraph" w:styleId="Heading5">
     <w:name w:val="Heading 5"/>
     <w:basedOn w:val="Normal"/>
     <w:next w:val="Normal"/>
@@ -3120,10 +3158,10 @@
     </w:pPr>
     <w:rPr>
       <w:rFonts w:eastAsia="" w:cs="" w:cstheme="majorBidi" w:eastAsiaTheme="majorEastAsia"/>
-      <w:color w:val="0F4761" w:themeColor="accent1" w:themeShade="bf"/>
+      <w:color w:themeColor="accent1" w:themeShade="bf" w:val="0F4761"/>
     </w:rPr>
   </w:style>
-  <w:style w:type="paragraph" w:styleId="Titre6">
+  <w:style w:type="paragraph" w:styleId="Heading6">
     <w:name w:val="Heading 6"/>
     <w:basedOn w:val="Normal"/>
     <w:next w:val="Normal"/>
@@ -3143,10 +3181,10 @@
       <w:rFonts w:eastAsia="" w:cs="" w:cstheme="majorBidi" w:eastAsiaTheme="majorEastAsia"/>
       <w:i/>
       <w:iCs/>
-      <w:color w:val="595959" w:themeColor="text1" w:themeTint="a6"/>
+      <w:color w:themeColor="text1" w:themeTint="a6" w:val="595959"/>
     </w:rPr>
   </w:style>
-  <w:style w:type="paragraph" w:styleId="Titre7">
+  <w:style w:type="paragraph" w:styleId="Heading7">
     <w:name w:val="Heading 7"/>
     <w:basedOn w:val="Normal"/>
     <w:next w:val="Normal"/>
@@ -3164,10 +3202,10 @@
     </w:pPr>
     <w:rPr>
       <w:rFonts w:eastAsia="" w:cs="" w:cstheme="majorBidi" w:eastAsiaTheme="majorEastAsia"/>
-      <w:color w:val="595959" w:themeColor="text1" w:themeTint="a6"/>
+      <w:color w:themeColor="text1" w:themeTint="a6" w:val="595959"/>
     </w:rPr>
   </w:style>
-  <w:style w:type="paragraph" w:styleId="Titre8">
+  <w:style w:type="paragraph" w:styleId="Heading8">
     <w:name w:val="Heading 8"/>
     <w:basedOn w:val="Normal"/>
     <w:next w:val="Normal"/>
@@ -3187,10 +3225,10 @@
       <w:rFonts w:eastAsia="" w:cs="" w:cstheme="majorBidi" w:eastAsiaTheme="majorEastAsia"/>
       <w:i/>
       <w:iCs/>
-      <w:color w:val="272727" w:themeColor="text1" w:themeTint="d8"/>
+      <w:color w:themeColor="text1" w:themeTint="d8" w:val="272727"/>
     </w:rPr>
   </w:style>
-  <w:style w:type="paragraph" w:styleId="Titre9">
+  <w:style w:type="paragraph" w:styleId="Heading9">
     <w:name w:val="Heading 9"/>
     <w:basedOn w:val="Normal"/>
     <w:next w:val="Normal"/>
@@ -3208,7 +3246,7 @@
     </w:pPr>
     <w:rPr>
       <w:rFonts w:eastAsia="" w:cs="" w:cstheme="majorBidi" w:eastAsiaTheme="majorEastAsia"/>
-      <w:color w:val="272727" w:themeColor="text1" w:themeTint="d8"/>
+      <w:color w:themeColor="text1" w:themeTint="d8" w:val="272727"/>
     </w:rPr>
   </w:style>
   <w:style w:type="character" w:styleId="DefaultParagraphFont" w:default="1">
@@ -3227,7 +3265,7 @@
     <w:rsid w:val="00b659a1"/>
     <w:rPr>
       <w:rFonts w:ascii="Aptos Display" w:hAnsi="Aptos Display" w:eastAsia="" w:cs="" w:asciiTheme="majorHAnsi" w:cstheme="majorBidi" w:eastAsiaTheme="majorEastAsia" w:hAnsiTheme="majorHAnsi"/>
-      <w:color w:val="0F4761" w:themeColor="accent1" w:themeShade="bf"/>
+      <w:color w:themeColor="accent1" w:themeShade="bf" w:val="0F4761"/>
       <w:sz w:val="40"/>
       <w:szCs w:val="40"/>
     </w:rPr>
@@ -3241,7 +3279,7 @@
     <w:rsid w:val="00b659a1"/>
     <w:rPr>
       <w:rFonts w:ascii="Aptos Display" w:hAnsi="Aptos Display" w:eastAsia="" w:cs="" w:asciiTheme="majorHAnsi" w:cstheme="majorBidi" w:eastAsiaTheme="majorEastAsia" w:hAnsiTheme="majorHAnsi"/>
-      <w:color w:val="0F4761" w:themeColor="accent1" w:themeShade="bf"/>
+      <w:color w:themeColor="accent1" w:themeShade="bf" w:val="0F4761"/>
       <w:sz w:val="32"/>
       <w:szCs w:val="32"/>
     </w:rPr>
@@ -3255,7 +3293,7 @@
     <w:rsid w:val="00b659a1"/>
     <w:rPr>
       <w:rFonts w:eastAsia="" w:cs="" w:cstheme="majorBidi" w:eastAsiaTheme="majorEastAsia"/>
-      <w:color w:val="0F4761" w:themeColor="accent1" w:themeShade="bf"/>
+      <w:color w:themeColor="accent1" w:themeShade="bf" w:val="0F4761"/>
       <w:sz w:val="28"/>
       <w:szCs w:val="28"/>
     </w:rPr>
@@ -3271,7 +3309,7 @@
       <w:rFonts w:eastAsia="" w:cs="" w:cstheme="majorBidi" w:eastAsiaTheme="majorEastAsia"/>
       <w:i/>
       <w:iCs/>
-      <w:color w:val="0F4761" w:themeColor="accent1" w:themeShade="bf"/>
+      <w:color w:themeColor="accent1" w:themeShade="bf" w:val="0F4761"/>
     </w:rPr>
   </w:style>
   <w:style w:type="character" w:styleId="Titre5Car" w:customStyle="1">
@@ -3283,7 +3321,7 @@
     <w:rsid w:val="00b659a1"/>
     <w:rPr>
       <w:rFonts w:eastAsia="" w:cs="" w:cstheme="majorBidi" w:eastAsiaTheme="majorEastAsia"/>
-      <w:color w:val="0F4761" w:themeColor="accent1" w:themeShade="bf"/>
+      <w:color w:themeColor="accent1" w:themeShade="bf" w:val="0F4761"/>
     </w:rPr>
   </w:style>
   <w:style w:type="character" w:styleId="Titre6Car" w:customStyle="1">
@@ -3297,7 +3335,7 @@
       <w:rFonts w:eastAsia="" w:cs="" w:cstheme="majorBidi" w:eastAsiaTheme="majorEastAsia"/>
       <w:i/>
       <w:iCs/>
-      <w:color w:val="595959" w:themeColor="text1" w:themeTint="a6"/>
+      <w:color w:themeColor="text1" w:themeTint="a6" w:val="595959"/>
     </w:rPr>
   </w:style>
   <w:style w:type="character" w:styleId="Titre7Car" w:customStyle="1">
@@ -3309,7 +3347,7 @@
     <w:rsid w:val="00b659a1"/>
     <w:rPr>
       <w:rFonts w:eastAsia="" w:cs="" w:cstheme="majorBidi" w:eastAsiaTheme="majorEastAsia"/>
-      <w:color w:val="595959" w:themeColor="text1" w:themeTint="a6"/>
+      <w:color w:themeColor="text1" w:themeTint="a6" w:val="595959"/>
     </w:rPr>
   </w:style>
   <w:style w:type="character" w:styleId="Titre8Car" w:customStyle="1">
@@ -3323,7 +3361,7 @@
       <w:rFonts w:eastAsia="" w:cs="" w:cstheme="majorBidi" w:eastAsiaTheme="majorEastAsia"/>
       <w:i/>
       <w:iCs/>
-      <w:color w:val="272727" w:themeColor="text1" w:themeTint="d8"/>
+      <w:color w:themeColor="text1" w:themeTint="d8" w:val="272727"/>
     </w:rPr>
   </w:style>
   <w:style w:type="character" w:styleId="Titre9Car" w:customStyle="1">
@@ -3335,7 +3373,7 @@
     <w:rsid w:val="00b659a1"/>
     <w:rPr>
       <w:rFonts w:eastAsia="" w:cs="" w:cstheme="majorBidi" w:eastAsiaTheme="majorEastAsia"/>
-      <w:color w:val="272727" w:themeColor="text1" w:themeTint="d8"/>
+      <w:color w:themeColor="text1" w:themeTint="d8" w:val="272727"/>
     </w:rPr>
   </w:style>
   <w:style w:type="character" w:styleId="TitreCar" w:customStyle="1">
@@ -3352,7 +3390,7 @@
       <w:szCs w:val="56"/>
     </w:rPr>
   </w:style>
-  <w:style w:type="character" w:styleId="SoustitreCar" w:customStyle="1">
+  <w:style w:type="character" w:styleId="Sous-titreCar" w:customStyle="1">
     <w:name w:val="Sous-titre Car"/>
     <w:basedOn w:val="DefaultParagraphFont"/>
     <w:uiPriority w:val="11"/>
@@ -3360,7 +3398,7 @@
     <w:rsid w:val="00b659a1"/>
     <w:rPr>
       <w:rFonts w:eastAsia="" w:cs="" w:cstheme="majorBidi" w:eastAsiaTheme="majorEastAsia"/>
-      <w:color w:val="595959" w:themeColor="text1" w:themeTint="a6"/>
+      <w:color w:themeColor="text1" w:themeTint="a6" w:val="595959"/>
       <w:spacing w:val="15"/>
       <w:sz w:val="28"/>
       <w:szCs w:val="28"/>
@@ -3376,7 +3414,7 @@
     <w:rPr>
       <w:i/>
       <w:iCs/>
-      <w:color w:val="404040" w:themeColor="text1" w:themeTint="bf"/>
+      <w:color w:themeColor="text1" w:themeTint="bf" w:val="404040"/>
     </w:rPr>
   </w:style>
   <w:style w:type="character" w:styleId="IntenseEmphasis">
@@ -3388,7 +3426,7 @@
     <w:rPr>
       <w:i/>
       <w:iCs/>
-      <w:color w:val="0F4761" w:themeColor="accent1" w:themeShade="bf"/>
+      <w:color w:themeColor="accent1" w:themeShade="bf" w:val="0F4761"/>
     </w:rPr>
   </w:style>
   <w:style w:type="character" w:styleId="CitationintenseCar" w:customStyle="1">
@@ -3401,7 +3439,7 @@
     <w:rPr>
       <w:i/>
       <w:iCs/>
-      <w:color w:val="0F4761" w:themeColor="accent1" w:themeShade="bf"/>
+      <w:color w:themeColor="accent1" w:themeShade="bf" w:val="0F4761"/>
     </w:rPr>
   </w:style>
   <w:style w:type="character" w:styleId="IntenseReference">
@@ -3414,7 +3452,7 @@
       <w:b/>
       <w:bCs/>
       <w:smallCaps/>
-      <w:color w:val="0F4761" w:themeColor="accent1" w:themeShade="bf"/>
+      <w:color w:themeColor="accent1" w:themeShade="bf" w:val="0F4761"/>
       <w:spacing w:val="5"/>
     </w:rPr>
   </w:style>
@@ -3443,7 +3481,7 @@
   <w:style w:type="paragraph" w:styleId="Titre">
     <w:name w:val="Titre"/>
     <w:basedOn w:val="Normal"/>
-    <w:next w:val="Corpsdetexte"/>
+    <w:next w:val="BodyText"/>
     <w:qFormat/>
     <w:pPr>
       <w:keepNext w:val="true"/>
@@ -3455,7 +3493,7 @@
       <w:szCs w:val="28"/>
     </w:rPr>
   </w:style>
-  <w:style w:type="paragraph" w:styleId="Corpsdetexte">
+  <w:style w:type="paragraph" w:styleId="BodyText">
     <w:name w:val="Body Text"/>
     <w:basedOn w:val="Normal"/>
     <w:pPr>
@@ -3463,15 +3501,15 @@
     </w:pPr>
     <w:rPr/>
   </w:style>
-  <w:style w:type="paragraph" w:styleId="Liste">
+  <w:style w:type="paragraph" w:styleId="List">
     <w:name w:val="List"/>
-    <w:basedOn w:val="Corpsdetexte"/>
+    <w:basedOn w:val="BodyText"/>
     <w:pPr/>
     <w:rPr>
       <w:rFonts w:cs="Lucida Sans"/>
     </w:rPr>
   </w:style>
-  <w:style w:type="paragraph" w:styleId="Lgende">
+  <w:style w:type="paragraph" w:styleId="Caption">
     <w:name w:val="Caption"/>
     <w:basedOn w:val="Normal"/>
     <w:qFormat/>
@@ -3498,7 +3536,7 @@
       <w:rFonts w:cs="Lucida Sans"/>
     </w:rPr>
   </w:style>
-  <w:style w:type="paragraph" w:styleId="Titreprincipal">
+  <w:style w:type="paragraph" w:styleId="Title">
     <w:name w:val="Title"/>
     <w:basedOn w:val="Normal"/>
     <w:next w:val="Normal"/>
@@ -3518,18 +3556,18 @@
       <w:szCs w:val="56"/>
     </w:rPr>
   </w:style>
-  <w:style w:type="paragraph" w:styleId="Soustitre">
+  <w:style w:type="paragraph" w:styleId="Subtitle">
     <w:name w:val="Subtitle"/>
     <w:basedOn w:val="Normal"/>
     <w:next w:val="Normal"/>
-    <w:link w:val="SoustitreCar"/>
+    <w:link w:val="Sous-titreCar"/>
     <w:uiPriority w:val="11"/>
     <w:qFormat/>
     <w:rsid w:val="00b659a1"/>
     <w:pPr/>
     <w:rPr>
       <w:rFonts w:eastAsia="" w:cs="" w:cstheme="majorBidi" w:eastAsiaTheme="majorEastAsia"/>
-      <w:color w:val="595959" w:themeColor="text1" w:themeTint="a6"/>
+      <w:color w:themeColor="text1" w:themeTint="a6" w:val="595959"/>
       <w:spacing w:val="15"/>
       <w:sz w:val="28"/>
       <w:szCs w:val="28"/>
@@ -3550,7 +3588,7 @@
     <w:rPr>
       <w:i/>
       <w:iCs/>
-      <w:color w:val="404040" w:themeColor="text1" w:themeTint="bf"/>
+      <w:color w:themeColor="text1" w:themeTint="bf" w:val="404040"/>
     </w:rPr>
   </w:style>
   <w:style w:type="paragraph" w:styleId="ListParagraph">
@@ -3561,7 +3599,7 @@
     <w:rsid w:val="00b659a1"/>
     <w:pPr>
       <w:spacing w:before="0" w:after="160"/>
-      <w:ind w:left="720" w:hanging="0"/>
+      <w:ind w:hanging="0" w:left="720"/>
       <w:contextualSpacing/>
     </w:pPr>
     <w:rPr/>
@@ -3580,17 +3618,17 @@
         <w:bottom w:val="single" w:sz="4" w:space="10" w:color="0F4761"/>
       </w:pBdr>
       <w:spacing w:before="360" w:after="360"/>
-      <w:ind w:left="864" w:right="864" w:hanging="0"/>
+      <w:ind w:hanging="0" w:left="864" w:right="864"/>
       <w:jc w:val="center"/>
     </w:pPr>
     <w:rPr>
       <w:i/>
       <w:iCs/>
-      <w:color w:val="0F4761" w:themeColor="accent1" w:themeShade="bf"/>
+      <w:color w:themeColor="accent1" w:themeShade="bf" w:val="0F4761"/>
     </w:rPr>
   </w:style>
-  <w:style w:type="numbering" w:styleId="NoList" w:default="1">
-    <w:name w:val="No List"/>
+  <w:style w:type="numbering" w:styleId="Pasdeliste" w:default="1">
+    <w:name w:val="Pas de liste"/>
     <w:uiPriority w:val="99"/>
     <w:semiHidden/>
     <w:unhideWhenUsed/>
@@ -3614,195 +3652,97 @@
 </file>
 
 <file path=word/theme/theme1.xml><?xml version="1.0" encoding="utf-8"?>
-<a:theme xmlns:a="http://schemas.openxmlformats.org/drawingml/2006/main" name="Thème Office">
+<a:theme xmlns:a="http://schemas.openxmlformats.org/drawingml/2006/main" xmlns:r="http://schemas.openxmlformats.org/officeDocument/2006/relationships" name="Thème Office">
   <a:themeElements>
     <a:clrScheme name="Office">
       <a:dk1>
-        <a:sysClr val="windowText" lastClr="000000"/>
+        <a:srgbClr val="000000"/>
       </a:dk1>
       <a:lt1>
-        <a:sysClr val="window" lastClr="FFFFFF"/>
+        <a:srgbClr val="ffffff"/>
       </a:lt1>
       <a:dk2>
-        <a:srgbClr val="0E2841"/>
+        <a:srgbClr val="0e2841"/>
       </a:dk2>
       <a:lt2>
-        <a:srgbClr val="E8E8E8"/>
+        <a:srgbClr val="e8e8e8"/>
       </a:lt2>
       <a:accent1>
         <a:srgbClr val="156082"/>
       </a:accent1>
       <a:accent2>
-        <a:srgbClr val="E97132"/>
+        <a:srgbClr val="e97132"/>
       </a:accent2>
       <a:accent3>
-        <a:srgbClr val="196B24"/>
+        <a:srgbClr val="196b24"/>
       </a:accent3>
       <a:accent4>
-        <a:srgbClr val="0F9ED5"/>
+        <a:srgbClr val="0f9ed5"/>
       </a:accent4>
       <a:accent5>
-        <a:srgbClr val="A02B93"/>
+        <a:srgbClr val="a02b93"/>
       </a:accent5>
       <a:accent6>
-        <a:srgbClr val="4EA72E"/>
+        <a:srgbClr val="4ea72e"/>
       </a:accent6>
       <a:hlink>
         <a:srgbClr val="467886"/>
       </a:hlink>
       <a:folHlink>
-        <a:srgbClr val="96607D"/>
+        <a:srgbClr val="96607d"/>
       </a:folHlink>
     </a:clrScheme>
     <a:fontScheme name="Office">
       <a:majorFont>
-        <a:latin typeface="Aptos Display" panose="02110004020202020204"/>
+        <a:latin typeface="Aptos Display" panose="02110004020202020204" pitchFamily="0" charset="1"/>
         <a:ea typeface=""/>
         <a:cs typeface=""/>
-        <a:font script="Jpan" typeface="游ゴシック Light"/>
-        <a:font script="Hang" typeface="맑은 고딕"/>
-        <a:font script="Hans" typeface="等线 Light"/>
-        <a:font script="Hant" typeface="新細明體"/>
-        <a:font script="Arab" typeface="Times New Roman"/>
-        <a:font script="Hebr" typeface="Times New Roman"/>
-        <a:font script="Thai" typeface="Angsana New"/>
-        <a:font script="Ethi" typeface="Nyala"/>
-        <a:font script="Beng" typeface="Vrinda"/>
-        <a:font script="Gujr" typeface="Shruti"/>
-        <a:font script="Khmr" typeface="MoolBoran"/>
-        <a:font script="Knda" typeface="Tunga"/>
-        <a:font script="Guru" typeface="Raavi"/>
-        <a:font script="Cans" typeface="Euphemia"/>
-        <a:font script="Cher" typeface="Plantagenet Cherokee"/>
-        <a:font script="Yiii" typeface="Microsoft Yi Baiti"/>
-        <a:font script="Tibt" typeface="Microsoft Himalaya"/>
-        <a:font script="Thaa" typeface="MV Boli"/>
-        <a:font script="Deva" typeface="Mangal"/>
-        <a:font script="Telu" typeface="Gautami"/>
-        <a:font script="Taml" typeface="Latha"/>
-        <a:font script="Syrc" typeface="Estrangelo Edessa"/>
-        <a:font script="Orya" typeface="Kalinga"/>
-        <a:font script="Mlym" typeface="Kartika"/>
-        <a:font script="Laoo" typeface="DokChampa"/>
-        <a:font script="Sinh" typeface="Iskoola Pota"/>
-        <a:font script="Mong" typeface="Mongolian Baiti"/>
-        <a:font script="Viet" typeface="Times New Roman"/>
-        <a:font script="Uigh" typeface="Microsoft Uighur"/>
-        <a:font script="Geor" typeface="Sylfaen"/>
-        <a:font script="Armn" typeface="Arial"/>
-        <a:font script="Bugi" typeface="Leelawadee UI"/>
-        <a:font script="Bopo" typeface="Microsoft JhengHei"/>
-        <a:font script="Java" typeface="Javanese Text"/>
-        <a:font script="Lisu" typeface="Segoe UI"/>
-        <a:font script="Mymr" typeface="Myanmar Text"/>
-        <a:font script="Nkoo" typeface="Ebrima"/>
-        <a:font script="Olck" typeface="Nirmala UI"/>
-        <a:font script="Osma" typeface="Ebrima"/>
-        <a:font script="Phag" typeface="Phagspa"/>
-        <a:font script="Syrn" typeface="Estrangelo Edessa"/>
-        <a:font script="Syrj" typeface="Estrangelo Edessa"/>
-        <a:font script="Syre" typeface="Estrangelo Edessa"/>
-        <a:font script="Sora" typeface="Nirmala UI"/>
-        <a:font script="Tale" typeface="Microsoft Tai Le"/>
-        <a:font script="Talu" typeface="Microsoft New Tai Lue"/>
-        <a:font script="Tfng" typeface="Ebrima"/>
       </a:majorFont>
       <a:minorFont>
-        <a:latin typeface="Aptos" panose="02110004020202020204"/>
+        <a:latin typeface="Aptos" panose="02110004020202020204" pitchFamily="0" charset="1"/>
         <a:ea typeface=""/>
         <a:cs typeface=""/>
-        <a:font script="Jpan" typeface="游明朝"/>
-        <a:font script="Hang" typeface="맑은 고딕"/>
-        <a:font script="Hans" typeface="等线"/>
-        <a:font script="Hant" typeface="新細明體"/>
-        <a:font script="Arab" typeface="Arial"/>
-        <a:font script="Hebr" typeface="Arial"/>
-        <a:font script="Thai" typeface="Cordia New"/>
-        <a:font script="Ethi" typeface="Nyala"/>
-        <a:font script="Beng" typeface="Vrinda"/>
-        <a:font script="Gujr" typeface="Shruti"/>
-        <a:font script="Khmr" typeface="DaunPenh"/>
-        <a:font script="Knda" typeface="Tunga"/>
-        <a:font script="Guru" typeface="Raavi"/>
-        <a:font script="Cans" typeface="Euphemia"/>
-        <a:font script="Cher" typeface="Plantagenet Cherokee"/>
-        <a:font script="Yiii" typeface="Microsoft Yi Baiti"/>
-        <a:font script="Tibt" typeface="Microsoft Himalaya"/>
-        <a:font script="Thaa" typeface="MV Boli"/>
-        <a:font script="Deva" typeface="Mangal"/>
-        <a:font script="Telu" typeface="Gautami"/>
-        <a:font script="Taml" typeface="Latha"/>
-        <a:font script="Syrc" typeface="Estrangelo Edessa"/>
-        <a:font script="Orya" typeface="Kalinga"/>
-        <a:font script="Mlym" typeface="Kartika"/>
-        <a:font script="Laoo" typeface="DokChampa"/>
-        <a:font script="Sinh" typeface="Iskoola Pota"/>
-        <a:font script="Mong" typeface="Mongolian Baiti"/>
-        <a:font script="Viet" typeface="Arial"/>
-        <a:font script="Uigh" typeface="Microsoft Uighur"/>
-        <a:font script="Geor" typeface="Sylfaen"/>
-        <a:font script="Armn" typeface="Arial"/>
-        <a:font script="Bugi" typeface="Leelawadee UI"/>
-        <a:font script="Bopo" typeface="Microsoft JhengHei"/>
-        <a:font script="Java" typeface="Javanese Text"/>
-        <a:font script="Lisu" typeface="Segoe UI"/>
-        <a:font script="Mymr" typeface="Myanmar Text"/>
-        <a:font script="Nkoo" typeface="Ebrima"/>
-        <a:font script="Olck" typeface="Nirmala UI"/>
-        <a:font script="Osma" typeface="Ebrima"/>
-        <a:font script="Phag" typeface="Phagspa"/>
-        <a:font script="Syrn" typeface="Estrangelo Edessa"/>
-        <a:font script="Syrj" typeface="Estrangelo Edessa"/>
-        <a:font script="Syre" typeface="Estrangelo Edessa"/>
-        <a:font script="Sora" typeface="Nirmala UI"/>
-        <a:font script="Tale" typeface="Microsoft Tai Le"/>
-        <a:font script="Talu" typeface="Microsoft New Tai Lue"/>
-        <a:font script="Tfng" typeface="Ebrima"/>
       </a:minorFont>
     </a:fontScheme>
-    <a:fmtScheme name="Office">
+    <a:fmtScheme>
       <a:fillStyleLst>
         <a:solidFill>
           <a:schemeClr val="phClr"/>
         </a:solidFill>
-        <a:gradFill rotWithShape="1">
+        <a:gradFill>
           <a:gsLst>
             <a:gs pos="0">
               <a:schemeClr val="phClr">
                 <a:lumMod val="110000"/>
-                <a:satMod val="105000"/>
                 <a:tint val="67000"/>
               </a:schemeClr>
             </a:gs>
             <a:gs pos="50000">
               <a:schemeClr val="phClr">
                 <a:lumMod val="105000"/>
-                <a:satMod val="103000"/>
                 <a:tint val="73000"/>
               </a:schemeClr>
             </a:gs>
             <a:gs pos="100000">
               <a:schemeClr val="phClr">
                 <a:lumMod val="105000"/>
-                <a:satMod val="109000"/>
                 <a:tint val="81000"/>
               </a:schemeClr>
             </a:gs>
           </a:gsLst>
           <a:lin ang="5400000" scaled="0"/>
+          <a:tileRect l="0" t="0" r="0" b="0"/>
         </a:gradFill>
-        <a:gradFill rotWithShape="1">
+        <a:gradFill>
           <a:gsLst>
             <a:gs pos="0">
               <a:schemeClr val="phClr">
-                <a:satMod val="103000"/>
                 <a:lumMod val="102000"/>
                 <a:tint val="94000"/>
               </a:schemeClr>
             </a:gs>
             <a:gs pos="50000">
               <a:schemeClr val="phClr">
-                <a:satMod val="110000"/>
                 <a:lumMod val="100000"/>
                 <a:shade val="100000"/>
               </a:schemeClr>
@@ -3810,33 +3750,24 @@
             <a:gs pos="100000">
               <a:schemeClr val="phClr">
                 <a:lumMod val="99000"/>
-                <a:satMod val="120000"/>
                 <a:shade val="78000"/>
               </a:schemeClr>
             </a:gs>
           </a:gsLst>
           <a:lin ang="5400000" scaled="0"/>
+          <a:tileRect l="0" t="0" r="0" b="0"/>
         </a:gradFill>
       </a:fillStyleLst>
       <a:lnStyleLst>
         <a:ln w="6350" cap="flat" cmpd="sng" algn="ctr">
-          <a:solidFill>
-            <a:schemeClr val="phClr"/>
-          </a:solidFill>
           <a:prstDash val="solid"/>
           <a:miter lim="800000"/>
         </a:ln>
         <a:ln w="12700" cap="flat" cmpd="sng" algn="ctr">
-          <a:solidFill>
-            <a:schemeClr val="phClr"/>
-          </a:solidFill>
           <a:prstDash val="solid"/>
           <a:miter lim="800000"/>
         </a:ln>
         <a:ln w="19050" cap="flat" cmpd="sng" algn="ctr">
-          <a:solidFill>
-            <a:schemeClr val="phClr"/>
-          </a:solidFill>
           <a:prstDash val="solid"/>
           <a:miter lim="800000"/>
         </a:ln>
@@ -3849,13 +3780,7 @@
           <a:effectLst/>
         </a:effectStyle>
         <a:effectStyle>
-          <a:effectLst>
-            <a:outerShdw blurRad="57150" dist="19050" dir="5400000" algn="ctr" rotWithShape="0">
-              <a:srgbClr val="000000">
-                <a:alpha val="63000"/>
-              </a:srgbClr>
-            </a:outerShdw>
-          </a:effectLst>
+          <a:effectLst/>
         </a:effectStyle>
       </a:effectStyleLst>
       <a:bgFillStyleLst>
@@ -3865,15 +3790,13 @@
         <a:solidFill>
           <a:schemeClr val="phClr">
             <a:tint val="95000"/>
-            <a:satMod val="170000"/>
           </a:schemeClr>
         </a:solidFill>
-        <a:gradFill rotWithShape="1">
+        <a:gradFill>
           <a:gsLst>
             <a:gs pos="0">
               <a:schemeClr val="phClr">
                 <a:tint val="93000"/>
-                <a:satMod val="150000"/>
                 <a:shade val="98000"/>
                 <a:lumMod val="102000"/>
               </a:schemeClr>
@@ -3881,7 +3804,6 @@
             <a:gs pos="50000">
               <a:schemeClr val="phClr">
                 <a:tint val="98000"/>
-                <a:satMod val="130000"/>
                 <a:shade val="90000"/>
                 <a:lumMod val="103000"/>
               </a:schemeClr>
@@ -3889,21 +3811,14 @@
             <a:gs pos="100000">
               <a:schemeClr val="phClr">
                 <a:shade val="63000"/>
-                <a:satMod val="120000"/>
               </a:schemeClr>
             </a:gs>
           </a:gsLst>
           <a:lin ang="5400000" scaled="0"/>
+          <a:tileRect l="0" t="0" r="0" b="0"/>
         </a:gradFill>
       </a:bgFillStyleLst>
     </a:fmtScheme>
   </a:themeElements>
-  <a:objectDefaults/>
-  <a:extraClrSchemeLst/>
-  <a:extLst>
-    <a:ext uri="{05A4C25C-085E-4340-85A3-A5531E510DB2}">
-      <thm15:themeFamily xmlns:thm15="http://schemas.microsoft.com/office/thememl/2012/main" name="Office Theme" id="{2E142A2C-CD16-42D6-873A-C26D2A0506FA}" vid="{1BDDFF52-6CD6-40A5-AB3C-68EB2F1E4D0A}"/>
-    </a:ext>
-  </a:extLst>
 </a:theme>
 </file>